--- a/hin/docx/22.content.docx
+++ b/hin/docx/22.content.docx
@@ -19,7 +19,7 @@
         <w:rPr>
           <w:lang w:val="hi_IN" w:bidi="hi_IN"/>
         </w:rPr>
-        <w:t>Resource: अध्ययन नोट्स - पुस्तक परिचय (टिंडेल)</w:t>
+        <w:t>Resource: Tyndale Open Study Notes</w:t>
       </w:r>
       <w:r>
         <w:rPr>
@@ -112,7 +112,7 @@
         <w:rPr>
           <w:lang w:val="hi_IN" w:bidi="hi_IN"/>
         </w:rPr>
-        <w:t>अध्ययन नोट्स - पुस्तक परिचय (टिंडेल)</w:t>
+        <w:t>Tyndale Open Study Notes</w:t>
       </w:r>
     </w:p>
     <w:p>

--- a/hin/docx/22.content.docx
+++ b/hin/docx/22.content.docx
@@ -19,7 +19,7 @@
         <w:rPr>
           <w:lang w:val="hi_IN" w:bidi="hi_IN"/>
         </w:rPr>
-        <w:t>Resource: Tyndale Open Study Notes</w:t>
+        <w:t>Resource: Aquifer Open Study Notes (Book Intros)</w:t>
       </w:r>
       <w:r>
         <w:rPr>
@@ -112,7 +112,7 @@
         <w:rPr>
           <w:lang w:val="hi_IN" w:bidi="hi_IN"/>
         </w:rPr>
-        <w:t>Tyndale Open Study Notes</w:t>
+        <w:t>Aquifer Open Study Notes (Book Intros)</w:t>
       </w:r>
     </w:p>
     <w:p>

--- a/hin/docx/22.content.docx
+++ b/hin/docx/22.content.docx
@@ -284,18 +284,12 @@
         </w:rPr>
         <w:t xml:space="preserve">” को देखें; </w:t>
       </w:r>
-      <w:hyperlink r:id="rId13">
-        <w:r>
-          <w:rPr>
-            <w:lang w:val="hi_IN" w:bidi="hi_IN"/>
-          </w:rPr>
-          <w:rPr>
-            <w:color w:val="0000EE"/>
-            <w:u w:val="single"/>
-          </w:rPr>
-          <w:t>1:1</w:t>
-        </w:r>
-      </w:hyperlink>
+      <w:r>
+        <w:rPr>
+          <w:lang w:val="hi_IN" w:bidi="hi_IN"/>
+        </w:rPr>
+        <w:t>1:1</w:t>
+      </w:r>
       <w:r>
         <w:rPr>
           <w:lang w:val="hi_IN" w:bidi="hi_IN"/>
@@ -355,72 +349,48 @@
         </w:rPr>
         <w:t>सुलैमान को एकमात्र लेखक के रूप में स्वीकार करने में एक और समस्या यह है कि वह ईश्वरीय प्रेम का एक अच्छा उदाहरण नहीं था- वास्तव में यह बहुत सी विदेशी स्त्रियों के लिए उसका प्रेम ही था जिसने उसे प्रभु से दूर कर दिया था (</w:t>
       </w:r>
-      <w:hyperlink r:id="rId14">
-        <w:r>
-          <w:rPr>
-            <w:lang w:val="hi_IN" w:bidi="hi_IN"/>
-          </w:rPr>
-          <w:rPr>
-            <w:color w:val="0000EE"/>
-            <w:u w:val="single"/>
-          </w:rPr>
-          <w:t>1 रा 11:1–13</w:t>
-        </w:r>
-      </w:hyperlink>
+      <w:r>
+        <w:rPr>
+          <w:lang w:val="hi_IN" w:bidi="hi_IN"/>
+        </w:rPr>
+        <w:t>1 रा 11:1–13</w:t>
+      </w:r>
       <w:r>
         <w:rPr>
           <w:lang w:val="hi_IN" w:bidi="hi_IN"/>
         </w:rPr>
         <w:t xml:space="preserve">)। वास्तव में, श्रेष्ठगीत में सुलैमान का एकमात्र सकारात्मक संदर्भ श्रेष्ठगीत </w:t>
       </w:r>
-      <w:hyperlink r:id="rId15">
-        <w:r>
-          <w:rPr>
-            <w:lang w:val="hi_IN" w:bidi="hi_IN"/>
-          </w:rPr>
-          <w:rPr>
-            <w:color w:val="0000EE"/>
-            <w:u w:val="single"/>
-          </w:rPr>
-          <w:t>3:6–11</w:t>
-        </w:r>
-      </w:hyperlink>
+      <w:r>
+        <w:rPr>
+          <w:lang w:val="hi_IN" w:bidi="hi_IN"/>
+        </w:rPr>
+        <w:t>3:6–11</w:t>
+      </w:r>
       <w:r>
         <w:rPr>
           <w:lang w:val="hi_IN" w:bidi="hi_IN"/>
         </w:rPr>
         <w:t xml:space="preserve"> में है; जबकि </w:t>
       </w:r>
-      <w:hyperlink r:id="rId16">
-        <w:r>
-          <w:rPr>
-            <w:lang w:val="hi_IN" w:bidi="hi_IN"/>
-          </w:rPr>
-          <w:rPr>
-            <w:color w:val="0000EE"/>
-            <w:u w:val="single"/>
-          </w:rPr>
-          <w:t>8:11–12</w:t>
-        </w:r>
-      </w:hyperlink>
+      <w:r>
+        <w:rPr>
+          <w:lang w:val="hi_IN" w:bidi="hi_IN"/>
+        </w:rPr>
+        <w:t>8:11–12</w:t>
+      </w:r>
       <w:r>
         <w:rPr>
           <w:lang w:val="hi_IN" w:bidi="hi_IN"/>
         </w:rPr>
         <w:t xml:space="preserve"> उसे नकारात्मक रूप में प्रस्तुत करता है और </w:t>
       </w:r>
-      <w:hyperlink r:id="rId17">
-        <w:r>
-          <w:rPr>
-            <w:lang w:val="hi_IN" w:bidi="hi_IN"/>
-          </w:rPr>
-          <w:rPr>
-            <w:color w:val="0000EE"/>
-            <w:u w:val="single"/>
-          </w:rPr>
-          <w:t>1:5</w:t>
-        </w:r>
-      </w:hyperlink>
+      <w:r>
+        <w:rPr>
+          <w:lang w:val="hi_IN" w:bidi="hi_IN"/>
+        </w:rPr>
+        <w:t>1:5</w:t>
+      </w:r>
       <w:r>
         <w:rPr>
           <w:lang w:val="hi_IN" w:bidi="hi_IN"/>
@@ -578,90 +548,60 @@
         </w:rPr>
         <w:t>यदि सुलैमान के जीवन में कोई पसंदीदा स्त्री थी, तो धर्मग्रन्थ यह सुझाव देते हैं कि वह फिरौन की बेटी थी, जिससे उसने बहुत जल्दी विवाह कर लिया था (</w:t>
       </w:r>
-      <w:hyperlink r:id="rId18">
-        <w:r>
-          <w:rPr>
-            <w:lang w:val="hi_IN" w:bidi="hi_IN"/>
-          </w:rPr>
-          <w:rPr>
-            <w:color w:val="0000EE"/>
-            <w:u w:val="single"/>
-          </w:rPr>
-          <w:t>1 रा 3:1</w:t>
-        </w:r>
-      </w:hyperlink>
+      <w:r>
+        <w:rPr>
+          <w:lang w:val="hi_IN" w:bidi="hi_IN"/>
+        </w:rPr>
+        <w:t>1 रा 3:1</w:t>
+      </w:r>
       <w:r>
         <w:rPr>
           <w:lang w:val="hi_IN" w:bidi="hi_IN"/>
         </w:rPr>
         <w:t xml:space="preserve">; </w:t>
       </w:r>
-      <w:hyperlink r:id="rId19">
-        <w:r>
-          <w:rPr>
-            <w:lang w:val="hi_IN" w:bidi="hi_IN"/>
-          </w:rPr>
-          <w:rPr>
-            <w:color w:val="0000EE"/>
-            <w:u w:val="single"/>
-          </w:rPr>
-          <w:t>7:8</w:t>
-        </w:r>
-      </w:hyperlink>
+      <w:r>
+        <w:rPr>
+          <w:lang w:val="hi_IN" w:bidi="hi_IN"/>
+        </w:rPr>
+        <w:t>7:8</w:t>
+      </w:r>
       <w:r>
         <w:rPr>
           <w:lang w:val="hi_IN" w:bidi="hi_IN"/>
         </w:rPr>
         <w:t xml:space="preserve">; </w:t>
       </w:r>
-      <w:hyperlink r:id="rId20">
-        <w:r>
-          <w:rPr>
-            <w:lang w:val="hi_IN" w:bidi="hi_IN"/>
-          </w:rPr>
-          <w:rPr>
-            <w:color w:val="0000EE"/>
-            <w:u w:val="single"/>
-          </w:rPr>
-          <w:t>9:24</w:t>
-        </w:r>
-      </w:hyperlink>
+      <w:r>
+        <w:rPr>
+          <w:lang w:val="hi_IN" w:bidi="hi_IN"/>
+        </w:rPr>
+        <w:t>9:24</w:t>
+      </w:r>
       <w:r>
         <w:rPr>
           <w:lang w:val="hi_IN" w:bidi="hi_IN"/>
         </w:rPr>
         <w:t xml:space="preserve">; </w:t>
       </w:r>
-      <w:hyperlink r:id="rId21">
-        <w:r>
-          <w:rPr>
-            <w:lang w:val="hi_IN" w:bidi="hi_IN"/>
-          </w:rPr>
-          <w:rPr>
-            <w:color w:val="0000EE"/>
-            <w:u w:val="single"/>
-          </w:rPr>
-          <w:t>11:1</w:t>
-        </w:r>
-      </w:hyperlink>
+      <w:r>
+        <w:rPr>
+          <w:lang w:val="hi_IN" w:bidi="hi_IN"/>
+        </w:rPr>
+        <w:t>11:1</w:t>
+      </w:r>
       <w:r>
         <w:rPr>
           <w:lang w:val="hi_IN" w:bidi="hi_IN"/>
         </w:rPr>
         <w:t xml:space="preserve">), न कि राजा की भेड़-बकरियों और दाख की बारियों में काम करने वाली एक स्त्री, जैसा श्रेष्ठगीत में चित्रित किया गया है। इसके अलावा, अगर वह स्त्री सुलैमान की उन असंख्य महिलाओं में से एक थी जिनका वर्णन श्रेष्ठगीत </w:t>
       </w:r>
-      <w:hyperlink r:id="rId22">
-        <w:r>
-          <w:rPr>
-            <w:lang w:val="hi_IN" w:bidi="hi_IN"/>
-          </w:rPr>
-          <w:rPr>
-            <w:color w:val="0000EE"/>
-            <w:u w:val="single"/>
-          </w:rPr>
-          <w:t>6:8</w:t>
-        </w:r>
-      </w:hyperlink>
+      <w:r>
+        <w:rPr>
+          <w:lang w:val="hi_IN" w:bidi="hi_IN"/>
+        </w:rPr>
+        <w:t>6:8</w:t>
+      </w:r>
       <w:r>
         <w:rPr>
           <w:lang w:val="hi_IN" w:bidi="hi_IN"/>
@@ -682,90 +622,60 @@
         </w:rPr>
         <w:t>श्रेष्ठगीत एक तीन-चरित्र वाले नाटक के रूप में। दो-चरित्र वाले कथासूत्र की कठिनाइयों को देखते हुए, हाल ही के कई विद्वानों ने यह मान लिया है कि श्रेष्ठगीत वास्तव में एक तीन-चरित्र वाले नाटक का वर्णन करता है। इससे एक अधिक जटिल कथानक का संकेत मिलता है: वह स्त्री वास्तव में राजा से नहीं, बल्कि एक चरवाहे से प्रेम करती है, लेकिन दुर्भाग्य से वह स्वयं को सुलैमान के हरम में एक उपपत्नी के रूप में पाती है, शायद इसलिए क्योंकि वह एक हजार चांदी के टुकड़ों का ऋण चुकाने में असमर्थ थी, जो उसे राजा की दाख की बारियों की देखभाल करने वाली होने के कारण देना था (</w:t>
       </w:r>
-      <w:hyperlink r:id="rId16">
-        <w:r>
-          <w:rPr>
-            <w:lang w:val="hi_IN" w:bidi="hi_IN"/>
-          </w:rPr>
-          <w:rPr>
-            <w:color w:val="0000EE"/>
-            <w:u w:val="single"/>
-          </w:rPr>
-          <w:t>8:11–12</w:t>
-        </w:r>
-      </w:hyperlink>
+      <w:r>
+        <w:rPr>
+          <w:lang w:val="hi_IN" w:bidi="hi_IN"/>
+        </w:rPr>
+        <w:t>8:11–12</w:t>
+      </w:r>
       <w:r>
         <w:rPr>
           <w:lang w:val="hi_IN" w:bidi="hi_IN"/>
         </w:rPr>
         <w:t>)। वह भुगतान करने में असमर्थ है क्योंकि उसके अप्रसन्न भाइयों ने उसे अपने बगीचे के अलावा अन्य दाख की बारियों की देखभाल करने के लिए मजबूर किया है (</w:t>
       </w:r>
-      <w:hyperlink r:id="rId23">
-        <w:r>
-          <w:rPr>
-            <w:lang w:val="hi_IN" w:bidi="hi_IN"/>
-          </w:rPr>
-          <w:rPr>
-            <w:color w:val="0000EE"/>
-            <w:u w:val="single"/>
-          </w:rPr>
-          <w:t>1:6</w:t>
-        </w:r>
-      </w:hyperlink>
+      <w:r>
+        <w:rPr>
+          <w:lang w:val="hi_IN" w:bidi="hi_IN"/>
+        </w:rPr>
+        <w:t>1:6</w:t>
+      </w:r>
       <w:r>
         <w:rPr>
           <w:lang w:val="hi_IN" w:bidi="hi_IN"/>
         </w:rPr>
         <w:t>)। इसलिए भले ही वह नगर के राजभवन में राजा के बहुत करीबी और संभावित घनिष्ट उपस्थिति में है (</w:t>
       </w:r>
-      <w:hyperlink r:id="rId24">
-        <w:r>
-          <w:rPr>
-            <w:lang w:val="hi_IN" w:bidi="hi_IN"/>
-          </w:rPr>
-          <w:rPr>
-            <w:color w:val="0000EE"/>
-            <w:u w:val="single"/>
-          </w:rPr>
-          <w:t>1:12</w:t>
-        </w:r>
-      </w:hyperlink>
+      <w:r>
+        <w:rPr>
+          <w:lang w:val="hi_IN" w:bidi="hi_IN"/>
+        </w:rPr>
+        <w:t>1:12</w:t>
+      </w:r>
       <w:r>
         <w:rPr>
           <w:lang w:val="hi_IN" w:bidi="hi_IN"/>
         </w:rPr>
         <w:t>), उसके भावुक विचार ग्रामीण क्षेत्र के एक सामान्य चरवाहे के प्रति उसके प्रेम पर केंद्रित हैं (</w:t>
       </w:r>
-      <w:hyperlink r:id="rId25">
-        <w:r>
-          <w:rPr>
-            <w:lang w:val="hi_IN" w:bidi="hi_IN"/>
-          </w:rPr>
-          <w:rPr>
-            <w:color w:val="0000EE"/>
-            <w:u w:val="single"/>
-          </w:rPr>
-          <w:t>1:7</w:t>
-        </w:r>
-      </w:hyperlink>
+      <w:r>
+        <w:rPr>
+          <w:lang w:val="hi_IN" w:bidi="hi_IN"/>
+        </w:rPr>
+        <w:t>1:7</w:t>
+      </w:r>
       <w:r>
         <w:rPr>
           <w:lang w:val="hi_IN" w:bidi="hi_IN"/>
         </w:rPr>
         <w:t>)। यह उत्कट स्नेह उसे अपने प्रेम के साथ ग्रामीण क्षेत्र में भागने के लिए प्रेरित करता है, जहां वे विवाह में एक दूसरे के प्रति अपने आपसी प्रेम की घोषणा करते हैं। इस गीत में जोड़े के तीन अलगावों का वर्णन किया गया है, और एक दूसरे से अलग होने की पीड़ा उतनी ही तीव्र है जितनी एक साथ होने पर उनका आनंद। उस स्त्री के भागने और अपने चरवाहे पति के साथ रहने के बाद, वह अपनी फसल की कटाई के लिए देख-भाल करनेवाले रखने और सुलैमान का कर्ज चुकाने में सक्षम है। अब वह और उसका प्रेमी हमेशा के लिए ग्रामीण इलाकों में एक साथ रहने और प्रेम करने के लिए स्वतंत्र हैं (</w:t>
       </w:r>
-      <w:hyperlink r:id="rId26">
-        <w:r>
-          <w:rPr>
-            <w:lang w:val="hi_IN" w:bidi="hi_IN"/>
-          </w:rPr>
-          <w:rPr>
-            <w:color w:val="0000EE"/>
-            <w:u w:val="single"/>
-          </w:rPr>
-          <w:t>8:12–14</w:t>
-        </w:r>
-      </w:hyperlink>
+      <w:r>
+        <w:rPr>
+          <w:lang w:val="hi_IN" w:bidi="hi_IN"/>
+        </w:rPr>
+        <w:t>8:12–14</w:t>
+      </w:r>
       <w:r>
         <w:rPr>
           <w:lang w:val="hi_IN" w:bidi="hi_IN"/>
@@ -853,18 +763,12 @@
         </w:rPr>
         <w:t xml:space="preserve">श्रेष्ठगीत में पुरूष और स्त्री अत्यंत प्रेम प्रसंगयुक्त शब्दों में बात करते हैं, जिसमें कामुक लालसाओं का वर्णन हैं और घनिष्ट शारीरिक संबंध की ओर संकेत करते हैं। हालांकि, उन्हें कभी भी स्पष्ट रूप से विवाहित नहीं बताया गया है, जो कुछ पाठकों को यह सुझाव देने के लिए प्रेरित करता है कि श्रेष्ठगीत बाइबिल में अविवाहित प्रेम का एक उदाहरण है। इस तरह का पठन पुरुष और स्त्री के बीच सच्चे विवाह संबंध के स्पष्ट संकेतों को नजरअंदाज करता है। कुछ अंशों की भाषा से स्पष्ट संकेत मिलता है कि यह जोड़ा विवाहित है। उदाहरण के लिए, पुरुष कभी-कभी स्त्री को अपनी “दुल्हन” कहता है (उदाहरण के लिए, </w:t>
       </w:r>
-      <w:hyperlink r:id="rId27">
-        <w:r>
-          <w:rPr>
-            <w:lang w:val="hi_IN" w:bidi="hi_IN"/>
-          </w:rPr>
-          <w:rPr>
-            <w:color w:val="0000EE"/>
-            <w:u w:val="single"/>
-          </w:rPr>
-          <w:t>4:8–12</w:t>
-        </w:r>
-      </w:hyperlink>
+      <w:r>
+        <w:rPr>
+          <w:lang w:val="hi_IN" w:bidi="hi_IN"/>
+        </w:rPr>
+        <w:t>4:8–12</w:t>
+      </w:r>
       <w:r>
         <w:rPr>
           <w:lang w:val="hi_IN" w:bidi="hi_IN"/>
@@ -885,54 +789,36 @@
         </w:rPr>
         <w:t>इससे भी अधिक महत्वपूर्ण बात यह है कि यौन रूप से घनिष्ट होने के बावजूद जोड़े को अविवाहित के रूप में देखना श्रेष्ठगीत के संदर्भ को ध्यान में नहीं रखता है। प्राचीन इस्राएल के संदर्भ में, यह अनिवार्य रूप से अकल्पनीय है कि इतने घनिष्ट संबंध में रहते हुए भी यह जोड़ा विवाहित नहीं होगा। पुराने नियम के इतिहास (</w:t>
       </w:r>
-      <w:hyperlink r:id="rId28">
-        <w:r>
-          <w:rPr>
-            <w:lang w:val="hi_IN" w:bidi="hi_IN"/>
-          </w:rPr>
-          <w:rPr>
-            <w:color w:val="0000EE"/>
-            <w:u w:val="single"/>
-          </w:rPr>
-          <w:t>उत्पत्ति 39</w:t>
-        </w:r>
-      </w:hyperlink>
+      <w:r>
+        <w:rPr>
+          <w:lang w:val="hi_IN" w:bidi="hi_IN"/>
+        </w:rPr>
+        <w:t>उत्पत्ति 39</w:t>
+      </w:r>
       <w:r>
         <w:rPr>
           <w:lang w:val="hi_IN" w:bidi="hi_IN"/>
         </w:rPr>
         <w:t xml:space="preserve"> देखें), व्यवस्था (</w:t>
       </w:r>
-      <w:hyperlink r:id="rId29">
-        <w:r>
-          <w:rPr>
-            <w:lang w:val="hi_IN" w:bidi="hi_IN"/>
-          </w:rPr>
-          <w:rPr>
-            <w:color w:val="0000EE"/>
-            <w:u w:val="single"/>
-          </w:rPr>
-          <w:t>निर्गमन 20:14</w:t>
-        </w:r>
-      </w:hyperlink>
+      <w:r>
+        <w:rPr>
+          <w:lang w:val="hi_IN" w:bidi="hi_IN"/>
+        </w:rPr>
+        <w:t>निर्गमन 20:14</w:t>
+      </w:r>
       <w:r>
         <w:rPr>
           <w:lang w:val="hi_IN" w:bidi="hi_IN"/>
         </w:rPr>
         <w:t xml:space="preserve"> देखें) और बुद्धि साहित्य (</w:t>
       </w:r>
-      <w:hyperlink r:id="rId30">
-        <w:r>
-          <w:rPr>
-            <w:lang w:val="hi_IN" w:bidi="hi_IN"/>
-          </w:rPr>
-          <w:rPr>
-            <w:color w:val="0000EE"/>
-            <w:u w:val="single"/>
-          </w:rPr>
-          <w:t>नीतिवचन 5–7</w:t>
-        </w:r>
-      </w:hyperlink>
+      <w:r>
+        <w:rPr>
+          <w:lang w:val="hi_IN" w:bidi="hi_IN"/>
+        </w:rPr>
+        <w:t>नीतिवचन 5–7</w:t>
+      </w:r>
       <w:r>
         <w:rPr>
           <w:lang w:val="hi_IN" w:bidi="hi_IN"/>
